--- a/practice/data/theory/jungol/01_초등/3주차/2026년_3차_초등_숙제_학생용_2019-2025.docx
+++ b/practice/data/theory/jungol/01_초등/3주차/2026년_3차_초등_숙제_학생용_2019-2025.docx
@@ -1,6 +1,6 @@
 
 <file path=word/document.xml><?xml version="1.0" encoding="utf-8"?>
-<w:document xmlns:wpc="http://schemas.microsoft.com/office/word/2010/wordprocessingCanvas" xmlns:cx="http://schemas.microsoft.com/office/drawing/2014/chartex" xmlns:cx1="http://schemas.microsoft.com/office/drawing/2015/9/8/chartex" xmlns:mc="http://schemas.openxmlformats.org/markup-compatibility/2006" xmlns:o="urn:schemas-microsoft-com:office:office" xmlns:r="http://schemas.openxmlformats.org/officeDocument/2006/relationships" xmlns:m="http://schemas.openxmlformats.org/officeDocument/2006/math" xmlns:v="urn:schemas-microsoft-com:vml" xmlns:wp14="http://schemas.microsoft.com/office/word/2010/wordprocessingDrawing" xmlns:wp="http://schemas.openxmlformats.org/drawingml/2006/wordprocessingDrawing" xmlns:w10="urn:schemas-microsoft-com:office:word" xmlns:w="http://schemas.openxmlformats.org/wordprocessingml/2006/main" xmlns:w14="http://schemas.microsoft.com/office/word/2010/wordml" xmlns:w15="http://schemas.microsoft.com/office/word/2012/wordml" xmlns:w16se="http://schemas.microsoft.com/office/word/2015/wordml/symex" xmlns:wpg="http://schemas.microsoft.com/office/word/2010/wordprocessingGroup" xmlns:wpi="http://schemas.microsoft.com/office/word/2010/wordprocessingInk" xmlns:wne="http://schemas.microsoft.com/office/word/2006/wordml" xmlns:wps="http://schemas.microsoft.com/office/word/2010/wordprocessingShape" mc:Ignorable="w14 w15 w16se wp14">
+<w:document xmlns:wpc="http://schemas.microsoft.com/office/word/2010/wordprocessingCanvas" xmlns:cx="http://schemas.microsoft.com/office/drawing/2014/chartex" xmlns:mc="http://schemas.openxmlformats.org/markup-compatibility/2006" xmlns:o="urn:schemas-microsoft-com:office:office" xmlns:r="http://schemas.openxmlformats.org/officeDocument/2006/relationships" xmlns:m="http://schemas.openxmlformats.org/officeDocument/2006/math" xmlns:v="urn:schemas-microsoft-com:vml" xmlns:wp14="http://schemas.microsoft.com/office/word/2010/wordprocessingDrawing" xmlns:wp="http://schemas.openxmlformats.org/drawingml/2006/wordprocessingDrawing" xmlns:w10="urn:schemas-microsoft-com:office:word" xmlns:w="http://schemas.openxmlformats.org/wordprocessingml/2006/main" xmlns:w14="http://schemas.microsoft.com/office/word/2010/wordml" xmlns:w15="http://schemas.microsoft.com/office/word/2012/wordml" xmlns:w16se="http://schemas.microsoft.com/office/word/2015/wordml/symex" xmlns:wpg="http://schemas.microsoft.com/office/word/2010/wordprocessingGroup" xmlns:wpi="http://schemas.microsoft.com/office/word/2010/wordprocessingInk" xmlns:wne="http://schemas.microsoft.com/office/word/2006/wordml" xmlns:wps="http://schemas.microsoft.com/office/word/2010/wordprocessingShape" mc:Ignorable="w14 w15 w16se wp14">
   <w:body>
     <w:p>
       <w:pPr>
@@ -16,6 +16,8 @@
           <w:szCs w:val="24"/>
         </w:rPr>
       </w:pPr>
+      <w:bookmarkStart w:id="0" w:name="_GoBack"/>
+      <w:bookmarkEnd w:id="0"/>
       <w:r>
         <w:rPr>
           <w:rFonts w:asciiTheme="minorHAnsi" w:eastAsiaTheme="minorHAnsi" w:hAnsiTheme="minorHAnsi" w:cs="Consolas" w:hint="eastAsia"/>
@@ -319,7 +321,7 @@
     <w:p>
       <w:pPr>
         <w:rPr>
-          <w:rFonts w:asciiTheme="minorHAnsi" w:eastAsiaTheme="minorHAnsi" w:hAnsiTheme="minorHAnsi" w:hint="eastAsia"/>
+          <w:rFonts w:asciiTheme="minorHAnsi" w:eastAsiaTheme="minorHAnsi" w:hAnsiTheme="minorHAnsi"/>
           <w:sz w:val="24"/>
           <w:szCs w:val="24"/>
         </w:rPr>
@@ -772,6 +774,7 @@
         </w:rPr>
         <w:t>𝑏</w:t>
       </w:r>
+      <w:proofErr w:type="spellStart"/>
       <w:r>
         <w:rPr>
           <w:rFonts w:asciiTheme="minorHAnsi" w:eastAsiaTheme="minorHAnsi" w:hAnsiTheme="minorHAnsi" w:cs="맑은 고딕" w:hint="eastAsia"/>
@@ -780,6 +783,7 @@
         </w:rPr>
         <w:t>를</w:t>
       </w:r>
+      <w:proofErr w:type="spellEnd"/>
       <w:r>
         <w:rPr>
           <w:rFonts w:asciiTheme="minorHAnsi" w:eastAsiaTheme="minorHAnsi" w:hAnsiTheme="minorHAnsi" w:cs="Consolas" w:hint="eastAsia"/>
@@ -2377,7 +2381,7 @@
     <w:p>
       <w:pPr>
         <w:rPr>
-          <w:rFonts w:asciiTheme="minorHAnsi" w:eastAsiaTheme="minorHAnsi" w:hAnsiTheme="minorHAnsi" w:cs="Consolas" w:hint="eastAsia"/>
+          <w:rFonts w:asciiTheme="minorHAnsi" w:eastAsiaTheme="minorHAnsi" w:hAnsiTheme="minorHAnsi" w:cs="Consolas"/>
           <w:sz w:val="24"/>
           <w:szCs w:val="24"/>
         </w:rPr>
@@ -2403,34 +2407,42 @@
           <w:sz w:val="24"/>
           <w:szCs w:val="24"/>
         </w:rPr>
+        <w:t>일곱</w:t>
+      </w:r>
+      <w:r>
+        <w:rPr>
+          <w:rFonts w:asciiTheme="minorHAnsi" w:eastAsiaTheme="minorHAnsi" w:hAnsiTheme="minorHAnsi"/>
+          <w:sz w:val="24"/>
+          <w:szCs w:val="24"/>
+        </w:rPr>
+        <w:t xml:space="preserve"> 명의 친구가 오랜만에 만났다. 이들은 서로의 안부를 묻고 인사를 하는데, 인사는 </w:t>
+      </w:r>
+      <w:proofErr w:type="spellStart"/>
+      <w:r>
+        <w:rPr>
+          <w:rFonts w:asciiTheme="minorHAnsi" w:eastAsiaTheme="minorHAnsi" w:hAnsiTheme="minorHAnsi"/>
+          <w:sz w:val="24"/>
+          <w:szCs w:val="24"/>
+        </w:rPr>
+        <w:t>일대일로만</w:t>
+      </w:r>
+      <w:proofErr w:type="spellEnd"/>
+      <w:r>
+        <w:rPr>
+          <w:rFonts w:asciiTheme="minorHAnsi" w:eastAsiaTheme="minorHAnsi" w:hAnsiTheme="minorHAnsi"/>
+          <w:sz w:val="24"/>
+          <w:szCs w:val="24"/>
+        </w:rPr>
+        <w:t xml:space="preserve"> 할 수 있다. 즉, 한 사람은 한 번에 </w:t>
+      </w:r>
+      <w:r>
+        <w:rPr>
+          <w:rFonts w:asciiTheme="minorHAnsi" w:eastAsiaTheme="minorHAnsi" w:hAnsiTheme="minorHAnsi"/>
+          <w:sz w:val="24"/>
+          <w:szCs w:val="24"/>
+        </w:rPr>
         <w:lastRenderedPageBreak/>
-        <w:t>일곱</w:t>
-      </w:r>
-      <w:r>
-        <w:rPr>
-          <w:rFonts w:asciiTheme="minorHAnsi" w:eastAsiaTheme="minorHAnsi" w:hAnsiTheme="minorHAnsi"/>
-          <w:sz w:val="24"/>
-          <w:szCs w:val="24"/>
-        </w:rPr>
-        <w:t xml:space="preserve"> 명의 친구가 오랜만에 만났다. 이들은 서로의 안부를 묻고 인사를 하는데, 인사는 </w:t>
-      </w:r>
-      <w:proofErr w:type="spellStart"/>
-      <w:r>
-        <w:rPr>
-          <w:rFonts w:asciiTheme="minorHAnsi" w:eastAsiaTheme="minorHAnsi" w:hAnsiTheme="minorHAnsi"/>
-          <w:sz w:val="24"/>
-          <w:szCs w:val="24"/>
-        </w:rPr>
-        <w:t>일대일로만</w:t>
-      </w:r>
-      <w:proofErr w:type="spellEnd"/>
-      <w:r>
-        <w:rPr>
-          <w:rFonts w:asciiTheme="minorHAnsi" w:eastAsiaTheme="minorHAnsi" w:hAnsiTheme="minorHAnsi"/>
-          <w:sz w:val="24"/>
-          <w:szCs w:val="24"/>
-        </w:rPr>
-        <w:t xml:space="preserve"> 할 수 있다. 즉, 한 사람은 한 번에 한 명의 </w:t>
+        <w:t xml:space="preserve">한 명의 </w:t>
       </w:r>
       <w:proofErr w:type="spellStart"/>
       <w:r>
@@ -2693,7 +2705,7 @@
       <w:pPr>
         <w:rPr>
           <w:rStyle w:val="a8"/>
-          <w:rFonts w:asciiTheme="minorHAnsi" w:eastAsiaTheme="minorHAnsi" w:hAnsiTheme="minorHAnsi" w:cs="Consolas" w:hint="eastAsia"/>
+          <w:rFonts w:asciiTheme="minorHAnsi" w:eastAsiaTheme="minorHAnsi" w:hAnsiTheme="minorHAnsi" w:cs="Consolas"/>
           <w:b w:val="0"/>
           <w:bCs w:val="0"/>
           <w:sz w:val="24"/>
@@ -3349,7 +3361,6 @@
           <w:sz w:val="24"/>
           <w:szCs w:val="24"/>
         </w:rPr>
-        <w:lastRenderedPageBreak/>
         <w:t xml:space="preserve">영어 알파벳 각 글자를 차례대로 1부터 시작하는 수에 대응시키자. </w:t>
       </w:r>
     </w:p>
@@ -3425,6 +3436,7 @@
           <w:sz w:val="24"/>
           <w:szCs w:val="24"/>
         </w:rPr>
+        <w:lastRenderedPageBreak/>
         <w:t>"123"은 "ABC"일 수도 있지만, 1-A, 23-W이므로 "AW"일 수도 있고, 12-L이므로 "LC"일 수도 있어서 총 3가지 문자열에 대응한다.</w:t>
       </w:r>
     </w:p>
@@ -3433,7 +3445,7 @@
         <w:pStyle w:val="a7"/>
         <w:ind w:leftChars="0" w:left="400"/>
         <w:rPr>
-          <w:rFonts w:asciiTheme="minorHAnsi" w:eastAsiaTheme="minorHAnsi" w:hAnsiTheme="minorHAnsi" w:cs="굴림" w:hint="eastAsia"/>
+          <w:rFonts w:asciiTheme="minorHAnsi" w:eastAsiaTheme="minorHAnsi" w:hAnsiTheme="minorHAnsi" w:cs="굴림"/>
           <w:sz w:val="24"/>
           <w:szCs w:val="24"/>
         </w:rPr>
@@ -3703,7 +3715,7 @@
     <w:p>
       <w:pPr>
         <w:rPr>
-          <w:rFonts w:asciiTheme="minorHAnsi" w:eastAsiaTheme="minorHAnsi" w:hAnsiTheme="minorHAnsi" w:cs="Consolas" w:hint="eastAsia"/>
+          <w:rFonts w:asciiTheme="minorHAnsi" w:eastAsiaTheme="minorHAnsi" w:hAnsiTheme="minorHAnsi" w:cs="Consolas"/>
           <w:sz w:val="24"/>
           <w:szCs w:val="24"/>
         </w:rPr>
@@ -4014,7 +4026,7 @@
     <w:p>
       <w:pPr>
         <w:rPr>
-          <w:rFonts w:asciiTheme="minorHAnsi" w:eastAsiaTheme="minorHAnsi" w:hAnsiTheme="minorHAnsi" w:hint="eastAsia"/>
+          <w:rFonts w:asciiTheme="minorHAnsi" w:eastAsiaTheme="minorHAnsi" w:hAnsiTheme="minorHAnsi"/>
           <w:sz w:val="24"/>
           <w:szCs w:val="24"/>
         </w:rPr>
@@ -4329,7 +4341,6 @@
           <w:sz w:val="24"/>
           <w:szCs w:val="24"/>
         </w:rPr>
-        <w:lastRenderedPageBreak/>
         <w:t xml:space="preserve">어떤 대회에서 한 명의 우승자를 뽑기 위해서 </w:t>
       </w:r>
       <w:r>
@@ -4370,7 +4381,7 @@
         <w:pStyle w:val="a7"/>
         <w:ind w:leftChars="0" w:left="400"/>
         <w:rPr>
-          <w:rFonts w:asciiTheme="minorHAnsi" w:eastAsiaTheme="minorHAnsi" w:hAnsiTheme="minorHAnsi" w:hint="eastAsia"/>
+          <w:rFonts w:asciiTheme="minorHAnsi" w:eastAsiaTheme="minorHAnsi" w:hAnsiTheme="minorHAnsi"/>
           <w:sz w:val="24"/>
           <w:szCs w:val="24"/>
         </w:rPr>
@@ -4381,6 +4392,7 @@
           <w:sz w:val="24"/>
           <w:szCs w:val="24"/>
         </w:rPr>
+        <w:lastRenderedPageBreak/>
         <w:t>우승자를 결정할 때 가장 많은 횟수의 대결이 필요한 경우와, 가장 적은 횟수의 대결이 필요한 경우를 생각해보고, 두 경우의 대결 횟수 합을 구하시오.</w:t>
       </w:r>
       <w:r>
@@ -5032,8 +5044,6 @@
         </w:rPr>
         <w:t>가 있다면, 조건에 맞게 시험지를 바꾸어 채점하는 방법은 모두 몇 가지가 있겠는가?</w:t>
       </w:r>
-      <w:bookmarkStart w:id="0" w:name="_GoBack"/>
-      <w:bookmarkEnd w:id="0"/>
     </w:p>
     <w:tbl>
       <w:tblPr>
@@ -5241,7 +5251,7 @@
     <w:p>
       <w:pPr>
         <w:rPr>
-          <w:rFonts w:asciiTheme="minorHAnsi" w:eastAsiaTheme="minorHAnsi" w:hAnsiTheme="minorHAnsi" w:cs="Consolas" w:hint="eastAsia"/>
+          <w:rFonts w:asciiTheme="minorHAnsi" w:eastAsiaTheme="minorHAnsi" w:hAnsiTheme="minorHAnsi" w:cs="Consolas"/>
           <w:sz w:val="24"/>
           <w:szCs w:val="24"/>
         </w:rPr>
@@ -5261,9 +5271,7 @@
       <w:headerReference w:type="default" r:id="rId8"/>
       <w:footerReference w:type="even" r:id="rId9"/>
       <w:footerReference w:type="default" r:id="rId10"/>
-      <w:headerReference w:type="first" r:id="rId11"/>
-      <w:footerReference w:type="first" r:id="rId12"/>
-      <w:pgSz w:w="12240" w:h="15840"/>
+      <w:pgSz w:w="11906" w:h="16838" w:code="9"/>
       <w:pgMar w:top="1440" w:right="1440" w:bottom="1440" w:left="1440" w:header="720" w:footer="720" w:gutter="0"/>
       <w:pgNumType w:start="1"/>
       <w:cols w:space="720"/>
@@ -5274,7 +5282,7 @@
 </file>
 
 <file path=word/endnotes.xml><?xml version="1.0" encoding="utf-8"?>
-<w:endnotes xmlns:wpc="http://schemas.microsoft.com/office/word/2010/wordprocessingCanvas" xmlns:cx="http://schemas.microsoft.com/office/drawing/2014/chartex" xmlns:cx1="http://schemas.microsoft.com/office/drawing/2015/9/8/chartex" xmlns:mc="http://schemas.openxmlformats.org/markup-compatibility/2006" xmlns:o="urn:schemas-microsoft-com:office:office" xmlns:r="http://schemas.openxmlformats.org/officeDocument/2006/relationships" xmlns:m="http://schemas.openxmlformats.org/officeDocument/2006/math" xmlns:v="urn:schemas-microsoft-com:vml" xmlns:wp14="http://schemas.microsoft.com/office/word/2010/wordprocessingDrawing" xmlns:wp="http://schemas.openxmlformats.org/drawingml/2006/wordprocessingDrawing" xmlns:w10="urn:schemas-microsoft-com:office:word" xmlns:w="http://schemas.openxmlformats.org/wordprocessingml/2006/main" xmlns:w14="http://schemas.microsoft.com/office/word/2010/wordml" xmlns:w15="http://schemas.microsoft.com/office/word/2012/wordml" xmlns:w16se="http://schemas.microsoft.com/office/word/2015/wordml/symex" xmlns:wpg="http://schemas.microsoft.com/office/word/2010/wordprocessingGroup" xmlns:wpi="http://schemas.microsoft.com/office/word/2010/wordprocessingInk" xmlns:wne="http://schemas.microsoft.com/office/word/2006/wordml" xmlns:wps="http://schemas.microsoft.com/office/word/2010/wordprocessingShape" mc:Ignorable="w14 w15 w16se wp14">
+<w:endnotes xmlns:wpc="http://schemas.microsoft.com/office/word/2010/wordprocessingCanvas" xmlns:cx="http://schemas.microsoft.com/office/drawing/2014/chartex" xmlns:mc="http://schemas.openxmlformats.org/markup-compatibility/2006" xmlns:o="urn:schemas-microsoft-com:office:office" xmlns:r="http://schemas.openxmlformats.org/officeDocument/2006/relationships" xmlns:m="http://schemas.openxmlformats.org/officeDocument/2006/math" xmlns:v="urn:schemas-microsoft-com:vml" xmlns:wp14="http://schemas.microsoft.com/office/word/2010/wordprocessingDrawing" xmlns:wp="http://schemas.openxmlformats.org/drawingml/2006/wordprocessingDrawing" xmlns:w10="urn:schemas-microsoft-com:office:word" xmlns:w="http://schemas.openxmlformats.org/wordprocessingml/2006/main" xmlns:w14="http://schemas.microsoft.com/office/word/2010/wordml" xmlns:w15="http://schemas.microsoft.com/office/word/2012/wordml" xmlns:w16se="http://schemas.microsoft.com/office/word/2015/wordml/symex" xmlns:wpg="http://schemas.microsoft.com/office/word/2010/wordprocessingGroup" xmlns:wpi="http://schemas.microsoft.com/office/word/2010/wordprocessingInk" xmlns:wne="http://schemas.microsoft.com/office/word/2006/wordml" xmlns:wps="http://schemas.microsoft.com/office/word/2010/wordprocessingShape" mc:Ignorable="w14 w15 w16se wp14">
   <w:endnote w:type="separator" w:id="-1">
     <w:p>
       <w:pPr>
@@ -5299,7 +5307,7 @@
 </file>
 
 <file path=word/footer1.xml><?xml version="1.0" encoding="utf-8"?>
-<w:ftr xmlns:wpc="http://schemas.microsoft.com/office/word/2010/wordprocessingCanvas" xmlns:cx="http://schemas.microsoft.com/office/drawing/2014/chartex" xmlns:cx1="http://schemas.microsoft.com/office/drawing/2015/9/8/chartex" xmlns:mc="http://schemas.openxmlformats.org/markup-compatibility/2006" xmlns:o="urn:schemas-microsoft-com:office:office" xmlns:r="http://schemas.openxmlformats.org/officeDocument/2006/relationships" xmlns:m="http://schemas.openxmlformats.org/officeDocument/2006/math" xmlns:v="urn:schemas-microsoft-com:vml" xmlns:wp14="http://schemas.microsoft.com/office/word/2010/wordprocessingDrawing" xmlns:wp="http://schemas.openxmlformats.org/drawingml/2006/wordprocessingDrawing" xmlns:w10="urn:schemas-microsoft-com:office:word" xmlns:w="http://schemas.openxmlformats.org/wordprocessingml/2006/main" xmlns:w14="http://schemas.microsoft.com/office/word/2010/wordml" xmlns:w15="http://schemas.microsoft.com/office/word/2012/wordml" xmlns:w16se="http://schemas.microsoft.com/office/word/2015/wordml/symex" xmlns:wpg="http://schemas.microsoft.com/office/word/2010/wordprocessingGroup" xmlns:wpi="http://schemas.microsoft.com/office/word/2010/wordprocessingInk" xmlns:wne="http://schemas.microsoft.com/office/word/2006/wordml" xmlns:wps="http://schemas.microsoft.com/office/word/2010/wordprocessingShape" mc:Ignorable="w14 w15 w16se wp14">
+<w:ftr xmlns:wpc="http://schemas.microsoft.com/office/word/2010/wordprocessingCanvas" xmlns:cx="http://schemas.microsoft.com/office/drawing/2014/chartex" xmlns:mc="http://schemas.openxmlformats.org/markup-compatibility/2006" xmlns:o="urn:schemas-microsoft-com:office:office" xmlns:r="http://schemas.openxmlformats.org/officeDocument/2006/relationships" xmlns:m="http://schemas.openxmlformats.org/officeDocument/2006/math" xmlns:v="urn:schemas-microsoft-com:vml" xmlns:wp14="http://schemas.microsoft.com/office/word/2010/wordprocessingDrawing" xmlns:wp="http://schemas.openxmlformats.org/drawingml/2006/wordprocessingDrawing" xmlns:w10="urn:schemas-microsoft-com:office:word" xmlns:w="http://schemas.openxmlformats.org/wordprocessingml/2006/main" xmlns:w14="http://schemas.microsoft.com/office/word/2010/wordml" xmlns:w15="http://schemas.microsoft.com/office/word/2012/wordml" xmlns:w16se="http://schemas.microsoft.com/office/word/2015/wordml/symex" xmlns:wpg="http://schemas.microsoft.com/office/word/2010/wordprocessingGroup" xmlns:wpi="http://schemas.microsoft.com/office/word/2010/wordprocessingInk" xmlns:wne="http://schemas.microsoft.com/office/word/2006/wordml" xmlns:wps="http://schemas.microsoft.com/office/word/2010/wordprocessingShape" mc:Ignorable="w14 w15 w16se wp14">
   <w:p>
     <w:pPr>
       <w:pStyle w:val="a4"/>
@@ -5360,7 +5368,7 @@
                 <w:bCs/>
                 <w:noProof/>
               </w:rPr>
-              <w:t>2</w:t>
+              <w:t>4</w:t>
             </w:r>
             <w:r>
               <w:rPr>
@@ -5502,7 +5510,7 @@
 </file>
 
 <file path=word/footer2.xml><?xml version="1.0" encoding="utf-8"?>
-<w:ftr xmlns:wpc="http://schemas.microsoft.com/office/word/2010/wordprocessingCanvas" xmlns:cx="http://schemas.microsoft.com/office/drawing/2014/chartex" xmlns:cx1="http://schemas.microsoft.com/office/drawing/2015/9/8/chartex" xmlns:mc="http://schemas.openxmlformats.org/markup-compatibility/2006" xmlns:o="urn:schemas-microsoft-com:office:office" xmlns:r="http://schemas.openxmlformats.org/officeDocument/2006/relationships" xmlns:m="http://schemas.openxmlformats.org/officeDocument/2006/math" xmlns:v="urn:schemas-microsoft-com:vml" xmlns:wp14="http://schemas.microsoft.com/office/word/2010/wordprocessingDrawing" xmlns:wp="http://schemas.openxmlformats.org/drawingml/2006/wordprocessingDrawing" xmlns:w10="urn:schemas-microsoft-com:office:word" xmlns:w="http://schemas.openxmlformats.org/wordprocessingml/2006/main" xmlns:w14="http://schemas.microsoft.com/office/word/2010/wordml" xmlns:w15="http://schemas.microsoft.com/office/word/2012/wordml" xmlns:w16se="http://schemas.microsoft.com/office/word/2015/wordml/symex" xmlns:wpg="http://schemas.microsoft.com/office/word/2010/wordprocessingGroup" xmlns:wpi="http://schemas.microsoft.com/office/word/2010/wordprocessingInk" xmlns:wne="http://schemas.microsoft.com/office/word/2006/wordml" xmlns:wps="http://schemas.microsoft.com/office/word/2010/wordprocessingShape" mc:Ignorable="w14 w15 w16se wp14">
+<w:ftr xmlns:wpc="http://schemas.microsoft.com/office/word/2010/wordprocessingCanvas" xmlns:cx="http://schemas.microsoft.com/office/drawing/2014/chartex" xmlns:mc="http://schemas.openxmlformats.org/markup-compatibility/2006" xmlns:o="urn:schemas-microsoft-com:office:office" xmlns:r="http://schemas.openxmlformats.org/officeDocument/2006/relationships" xmlns:m="http://schemas.openxmlformats.org/officeDocument/2006/math" xmlns:v="urn:schemas-microsoft-com:vml" xmlns:wp14="http://schemas.microsoft.com/office/word/2010/wordprocessingDrawing" xmlns:wp="http://schemas.openxmlformats.org/drawingml/2006/wordprocessingDrawing" xmlns:w10="urn:schemas-microsoft-com:office:word" xmlns:w="http://schemas.openxmlformats.org/wordprocessingml/2006/main" xmlns:w14="http://schemas.microsoft.com/office/word/2010/wordml" xmlns:w15="http://schemas.microsoft.com/office/word/2012/wordml" xmlns:w16se="http://schemas.microsoft.com/office/word/2015/wordml/symex" xmlns:wpg="http://schemas.microsoft.com/office/word/2010/wordprocessingGroup" xmlns:wpi="http://schemas.microsoft.com/office/word/2010/wordprocessingInk" xmlns:wne="http://schemas.microsoft.com/office/word/2006/wordml" xmlns:wps="http://schemas.microsoft.com/office/word/2010/wordprocessingShape" mc:Ignorable="w14 w15 w16se wp14">
   <w:p>
     <w:pPr>
       <w:pStyle w:val="a4"/>
@@ -5703,18 +5711,8 @@
 </w:ftr>
 </file>
 
-<file path=word/footer3.xml><?xml version="1.0" encoding="utf-8"?>
-<w:ftr xmlns:wpc="http://schemas.microsoft.com/office/word/2010/wordprocessingCanvas" xmlns:cx="http://schemas.microsoft.com/office/drawing/2014/chartex" xmlns:cx1="http://schemas.microsoft.com/office/drawing/2015/9/8/chartex" xmlns:mc="http://schemas.openxmlformats.org/markup-compatibility/2006" xmlns:o="urn:schemas-microsoft-com:office:office" xmlns:r="http://schemas.openxmlformats.org/officeDocument/2006/relationships" xmlns:m="http://schemas.openxmlformats.org/officeDocument/2006/math" xmlns:v="urn:schemas-microsoft-com:vml" xmlns:wp14="http://schemas.microsoft.com/office/word/2010/wordprocessingDrawing" xmlns:wp="http://schemas.openxmlformats.org/drawingml/2006/wordprocessingDrawing" xmlns:w10="urn:schemas-microsoft-com:office:word" xmlns:w="http://schemas.openxmlformats.org/wordprocessingml/2006/main" xmlns:w14="http://schemas.microsoft.com/office/word/2010/wordml" xmlns:w15="http://schemas.microsoft.com/office/word/2012/wordml" xmlns:w16se="http://schemas.microsoft.com/office/word/2015/wordml/symex" xmlns:wpg="http://schemas.microsoft.com/office/word/2010/wordprocessingGroup" xmlns:wpi="http://schemas.microsoft.com/office/word/2010/wordprocessingInk" xmlns:wne="http://schemas.microsoft.com/office/word/2006/wordml" xmlns:wps="http://schemas.microsoft.com/office/word/2010/wordprocessingShape" mc:Ignorable="w14 w15 w16se wp14">
-  <w:p>
-    <w:pPr>
-      <w:pStyle w:val="a4"/>
-    </w:pPr>
-  </w:p>
-</w:ftr>
-</file>
-
 <file path=word/footnotes.xml><?xml version="1.0" encoding="utf-8"?>
-<w:footnotes xmlns:wpc="http://schemas.microsoft.com/office/word/2010/wordprocessingCanvas" xmlns:cx="http://schemas.microsoft.com/office/drawing/2014/chartex" xmlns:cx1="http://schemas.microsoft.com/office/drawing/2015/9/8/chartex" xmlns:mc="http://schemas.openxmlformats.org/markup-compatibility/2006" xmlns:o="urn:schemas-microsoft-com:office:office" xmlns:r="http://schemas.openxmlformats.org/officeDocument/2006/relationships" xmlns:m="http://schemas.openxmlformats.org/officeDocument/2006/math" xmlns:v="urn:schemas-microsoft-com:vml" xmlns:wp14="http://schemas.microsoft.com/office/word/2010/wordprocessingDrawing" xmlns:wp="http://schemas.openxmlformats.org/drawingml/2006/wordprocessingDrawing" xmlns:w10="urn:schemas-microsoft-com:office:word" xmlns:w="http://schemas.openxmlformats.org/wordprocessingml/2006/main" xmlns:w14="http://schemas.microsoft.com/office/word/2010/wordml" xmlns:w15="http://schemas.microsoft.com/office/word/2012/wordml" xmlns:w16se="http://schemas.microsoft.com/office/word/2015/wordml/symex" xmlns:wpg="http://schemas.microsoft.com/office/word/2010/wordprocessingGroup" xmlns:wpi="http://schemas.microsoft.com/office/word/2010/wordprocessingInk" xmlns:wne="http://schemas.microsoft.com/office/word/2006/wordml" xmlns:wps="http://schemas.microsoft.com/office/word/2010/wordprocessingShape" mc:Ignorable="w14 w15 w16se wp14">
+<w:footnotes xmlns:wpc="http://schemas.microsoft.com/office/word/2010/wordprocessingCanvas" xmlns:cx="http://schemas.microsoft.com/office/drawing/2014/chartex" xmlns:mc="http://schemas.openxmlformats.org/markup-compatibility/2006" xmlns:o="urn:schemas-microsoft-com:office:office" xmlns:r="http://schemas.openxmlformats.org/officeDocument/2006/relationships" xmlns:m="http://schemas.openxmlformats.org/officeDocument/2006/math" xmlns:v="urn:schemas-microsoft-com:vml" xmlns:wp14="http://schemas.microsoft.com/office/word/2010/wordprocessingDrawing" xmlns:wp="http://schemas.openxmlformats.org/drawingml/2006/wordprocessingDrawing" xmlns:w10="urn:schemas-microsoft-com:office:word" xmlns:w="http://schemas.openxmlformats.org/wordprocessingml/2006/main" xmlns:w14="http://schemas.microsoft.com/office/word/2010/wordml" xmlns:w15="http://schemas.microsoft.com/office/word/2012/wordml" xmlns:w16se="http://schemas.microsoft.com/office/word/2015/wordml/symex" xmlns:wpg="http://schemas.microsoft.com/office/word/2010/wordprocessingGroup" xmlns:wpi="http://schemas.microsoft.com/office/word/2010/wordprocessingInk" xmlns:wne="http://schemas.microsoft.com/office/word/2006/wordml" xmlns:wps="http://schemas.microsoft.com/office/word/2010/wordprocessingShape" mc:Ignorable="w14 w15 w16se wp14">
   <w:footnote w:type="separator" w:id="-1">
     <w:p>
       <w:pPr>
@@ -5739,7 +5737,7 @@
 </file>
 
 <file path=word/header1.xml><?xml version="1.0" encoding="utf-8"?>
-<w:hdr xmlns:wpc="http://schemas.microsoft.com/office/word/2010/wordprocessingCanvas" xmlns:cx="http://schemas.microsoft.com/office/drawing/2014/chartex" xmlns:cx1="http://schemas.microsoft.com/office/drawing/2015/9/8/chartex" xmlns:mc="http://schemas.openxmlformats.org/markup-compatibility/2006" xmlns:o="urn:schemas-microsoft-com:office:office" xmlns:r="http://schemas.openxmlformats.org/officeDocument/2006/relationships" xmlns:m="http://schemas.openxmlformats.org/officeDocument/2006/math" xmlns:v="urn:schemas-microsoft-com:vml" xmlns:wp14="http://schemas.microsoft.com/office/word/2010/wordprocessingDrawing" xmlns:wp="http://schemas.openxmlformats.org/drawingml/2006/wordprocessingDrawing" xmlns:w10="urn:schemas-microsoft-com:office:word" xmlns:w="http://schemas.openxmlformats.org/wordprocessingml/2006/main" xmlns:w14="http://schemas.microsoft.com/office/word/2010/wordml" xmlns:w15="http://schemas.microsoft.com/office/word/2012/wordml" xmlns:w16se="http://schemas.microsoft.com/office/word/2015/wordml/symex" xmlns:wpg="http://schemas.microsoft.com/office/word/2010/wordprocessingGroup" xmlns:wpi="http://schemas.microsoft.com/office/word/2010/wordprocessingInk" xmlns:wne="http://schemas.microsoft.com/office/word/2006/wordml" xmlns:wps="http://schemas.microsoft.com/office/word/2010/wordprocessingShape" mc:Ignorable="w14 w15 w16se wp14">
+<w:hdr xmlns:wpc="http://schemas.microsoft.com/office/word/2010/wordprocessingCanvas" xmlns:cx="http://schemas.microsoft.com/office/drawing/2014/chartex" xmlns:mc="http://schemas.openxmlformats.org/markup-compatibility/2006" xmlns:o="urn:schemas-microsoft-com:office:office" xmlns:r="http://schemas.openxmlformats.org/officeDocument/2006/relationships" xmlns:m="http://schemas.openxmlformats.org/officeDocument/2006/math" xmlns:v="urn:schemas-microsoft-com:vml" xmlns:wp14="http://schemas.microsoft.com/office/word/2010/wordprocessingDrawing" xmlns:wp="http://schemas.openxmlformats.org/drawingml/2006/wordprocessingDrawing" xmlns:w10="urn:schemas-microsoft-com:office:word" xmlns:w="http://schemas.openxmlformats.org/wordprocessingml/2006/main" xmlns:w14="http://schemas.microsoft.com/office/word/2010/wordml" xmlns:w15="http://schemas.microsoft.com/office/word/2012/wordml" xmlns:w16se="http://schemas.microsoft.com/office/word/2015/wordml/symex" xmlns:wpg="http://schemas.microsoft.com/office/word/2010/wordprocessingGroup" xmlns:wpi="http://schemas.microsoft.com/office/word/2010/wordprocessingInk" xmlns:wne="http://schemas.microsoft.com/office/word/2006/wordml" xmlns:wps="http://schemas.microsoft.com/office/word/2010/wordprocessingShape" mc:Ignorable="w14 w15 w16se wp14">
   <w:p>
     <w:pPr>
       <w:pStyle w:val="a3"/>
@@ -5776,7 +5774,7 @@
 </file>
 
 <file path=word/header2.xml><?xml version="1.0" encoding="utf-8"?>
-<w:hdr xmlns:wpc="http://schemas.microsoft.com/office/word/2010/wordprocessingCanvas" xmlns:cx="http://schemas.microsoft.com/office/drawing/2014/chartex" xmlns:cx1="http://schemas.microsoft.com/office/drawing/2015/9/8/chartex" xmlns:mc="http://schemas.openxmlformats.org/markup-compatibility/2006" xmlns:o="urn:schemas-microsoft-com:office:office" xmlns:r="http://schemas.openxmlformats.org/officeDocument/2006/relationships" xmlns:m="http://schemas.openxmlformats.org/officeDocument/2006/math" xmlns:v="urn:schemas-microsoft-com:vml" xmlns:wp14="http://schemas.microsoft.com/office/word/2010/wordprocessingDrawing" xmlns:wp="http://schemas.openxmlformats.org/drawingml/2006/wordprocessingDrawing" xmlns:w10="urn:schemas-microsoft-com:office:word" xmlns:w="http://schemas.openxmlformats.org/wordprocessingml/2006/main" xmlns:w14="http://schemas.microsoft.com/office/word/2010/wordml" xmlns:w15="http://schemas.microsoft.com/office/word/2012/wordml" xmlns:w16se="http://schemas.microsoft.com/office/word/2015/wordml/symex" xmlns:wpg="http://schemas.microsoft.com/office/word/2010/wordprocessingGroup" xmlns:wpi="http://schemas.microsoft.com/office/word/2010/wordprocessingInk" xmlns:wne="http://schemas.microsoft.com/office/word/2006/wordml" xmlns:wps="http://schemas.microsoft.com/office/word/2010/wordprocessingShape" mc:Ignorable="w14 w15 w16se wp14">
+<w:hdr xmlns:wpc="http://schemas.microsoft.com/office/word/2010/wordprocessingCanvas" xmlns:cx="http://schemas.microsoft.com/office/drawing/2014/chartex" xmlns:mc="http://schemas.openxmlformats.org/markup-compatibility/2006" xmlns:o="urn:schemas-microsoft-com:office:office" xmlns:r="http://schemas.openxmlformats.org/officeDocument/2006/relationships" xmlns:m="http://schemas.openxmlformats.org/officeDocument/2006/math" xmlns:v="urn:schemas-microsoft-com:vml" xmlns:wp14="http://schemas.microsoft.com/office/word/2010/wordprocessingDrawing" xmlns:wp="http://schemas.openxmlformats.org/drawingml/2006/wordprocessingDrawing" xmlns:w10="urn:schemas-microsoft-com:office:word" xmlns:w="http://schemas.openxmlformats.org/wordprocessingml/2006/main" xmlns:w14="http://schemas.microsoft.com/office/word/2010/wordml" xmlns:w15="http://schemas.microsoft.com/office/word/2012/wordml" xmlns:w16se="http://schemas.microsoft.com/office/word/2015/wordml/symex" xmlns:wpg="http://schemas.microsoft.com/office/word/2010/wordprocessingGroup" xmlns:wpi="http://schemas.microsoft.com/office/word/2010/wordprocessingInk" xmlns:wne="http://schemas.microsoft.com/office/word/2006/wordml" xmlns:wps="http://schemas.microsoft.com/office/word/2010/wordprocessingShape" mc:Ignorable="w14 w15 w16se wp14">
   <w:p>
     <w:pPr>
       <w:pStyle w:val="a3"/>
@@ -5866,18 +5864,8 @@
 </w:hdr>
 </file>
 
-<file path=word/header3.xml><?xml version="1.0" encoding="utf-8"?>
-<w:hdr xmlns:wpc="http://schemas.microsoft.com/office/word/2010/wordprocessingCanvas" xmlns:cx="http://schemas.microsoft.com/office/drawing/2014/chartex" xmlns:cx1="http://schemas.microsoft.com/office/drawing/2015/9/8/chartex" xmlns:mc="http://schemas.openxmlformats.org/markup-compatibility/2006" xmlns:o="urn:schemas-microsoft-com:office:office" xmlns:r="http://schemas.openxmlformats.org/officeDocument/2006/relationships" xmlns:m="http://schemas.openxmlformats.org/officeDocument/2006/math" xmlns:v="urn:schemas-microsoft-com:vml" xmlns:wp14="http://schemas.microsoft.com/office/word/2010/wordprocessingDrawing" xmlns:wp="http://schemas.openxmlformats.org/drawingml/2006/wordprocessingDrawing" xmlns:w10="urn:schemas-microsoft-com:office:word" xmlns:w="http://schemas.openxmlformats.org/wordprocessingml/2006/main" xmlns:w14="http://schemas.microsoft.com/office/word/2010/wordml" xmlns:w15="http://schemas.microsoft.com/office/word/2012/wordml" xmlns:w16se="http://schemas.microsoft.com/office/word/2015/wordml/symex" xmlns:wpg="http://schemas.microsoft.com/office/word/2010/wordprocessingGroup" xmlns:wpi="http://schemas.microsoft.com/office/word/2010/wordprocessingInk" xmlns:wne="http://schemas.microsoft.com/office/word/2006/wordml" xmlns:wps="http://schemas.microsoft.com/office/word/2010/wordprocessingShape" mc:Ignorable="w14 w15 w16se wp14">
-  <w:p>
-    <w:pPr>
-      <w:pStyle w:val="a3"/>
-    </w:pPr>
-  </w:p>
-</w:hdr>
-</file>
-
 <file path=word/numbering.xml><?xml version="1.0" encoding="utf-8"?>
-<w:numbering xmlns:wpc="http://schemas.microsoft.com/office/word/2010/wordprocessingCanvas" xmlns:cx="http://schemas.microsoft.com/office/drawing/2014/chartex" xmlns:cx1="http://schemas.microsoft.com/office/drawing/2015/9/8/chartex" xmlns:mc="http://schemas.openxmlformats.org/markup-compatibility/2006" xmlns:o="urn:schemas-microsoft-com:office:office" xmlns:r="http://schemas.openxmlformats.org/officeDocument/2006/relationships" xmlns:m="http://schemas.openxmlformats.org/officeDocument/2006/math" xmlns:v="urn:schemas-microsoft-com:vml" xmlns:wp14="http://schemas.microsoft.com/office/word/2010/wordprocessingDrawing" xmlns:wp="http://schemas.openxmlformats.org/drawingml/2006/wordprocessingDrawing" xmlns:w10="urn:schemas-microsoft-com:office:word" xmlns:w="http://schemas.openxmlformats.org/wordprocessingml/2006/main" xmlns:w14="http://schemas.microsoft.com/office/word/2010/wordml" xmlns:w15="http://schemas.microsoft.com/office/word/2012/wordml" xmlns:w16se="http://schemas.microsoft.com/office/word/2015/wordml/symex" xmlns:wpg="http://schemas.microsoft.com/office/word/2010/wordprocessingGroup" xmlns:wpi="http://schemas.microsoft.com/office/word/2010/wordprocessingInk" xmlns:wne="http://schemas.microsoft.com/office/word/2006/wordml" xmlns:wps="http://schemas.microsoft.com/office/word/2010/wordprocessingShape" mc:Ignorable="w14 w15 w16se wp14">
+<w:numbering xmlns:wpc="http://schemas.microsoft.com/office/word/2010/wordprocessingCanvas" xmlns:cx="http://schemas.microsoft.com/office/drawing/2014/chartex" xmlns:mc="http://schemas.openxmlformats.org/markup-compatibility/2006" xmlns:o="urn:schemas-microsoft-com:office:office" xmlns:r="http://schemas.openxmlformats.org/officeDocument/2006/relationships" xmlns:m="http://schemas.openxmlformats.org/officeDocument/2006/math" xmlns:v="urn:schemas-microsoft-com:vml" xmlns:wp14="http://schemas.microsoft.com/office/word/2010/wordprocessingDrawing" xmlns:wp="http://schemas.openxmlformats.org/drawingml/2006/wordprocessingDrawing" xmlns:w10="urn:schemas-microsoft-com:office:word" xmlns:w="http://schemas.openxmlformats.org/wordprocessingml/2006/main" xmlns:w14="http://schemas.microsoft.com/office/word/2010/wordml" xmlns:w15="http://schemas.microsoft.com/office/word/2012/wordml" xmlns:w16se="http://schemas.microsoft.com/office/word/2015/wordml/symex" xmlns:wpg="http://schemas.microsoft.com/office/word/2010/wordprocessingGroup" xmlns:wpi="http://schemas.microsoft.com/office/word/2010/wordprocessingInk" xmlns:wne="http://schemas.microsoft.com/office/word/2006/wordml" xmlns:wps="http://schemas.microsoft.com/office/word/2010/wordprocessingShape" mc:Ignorable="w14 w15 w16se wp14">
   <w:abstractNum w:abstractNumId="0" w15:restartNumberingAfterBreak="0">
     <w:nsid w:val="05443210"/>
     <w:multiLevelType w:val="multilevel"/>

--- a/practice/data/theory/jungol/01_초등/3주차/2026년_3차_초등_숙제_학생용_2019-2025.docx
+++ b/practice/data/theory/jungol/01_초등/3주차/2026년_3차_초등_숙제_학생용_2019-2025.docx
@@ -16,8 +16,6 @@
           <w:szCs w:val="24"/>
         </w:rPr>
       </w:pPr>
-      <w:bookmarkStart w:id="0" w:name="_GoBack"/>
-      <w:bookmarkEnd w:id="0"/>
       <w:r>
         <w:rPr>
           <w:rFonts w:asciiTheme="minorHAnsi" w:eastAsiaTheme="minorHAnsi" w:hAnsiTheme="minorHAnsi" w:cs="Consolas" w:hint="eastAsia"/>
@@ -40,25 +38,7 @@
           <w:sz w:val="24"/>
           <w:szCs w:val="24"/>
         </w:rPr>
-        <w:t xml:space="preserve">게임을 조금 어렵게 만들기 위해서 두 자연수 N, M을 정해서, N부터 M까지 순서대로 말하거나 </w:t>
-      </w:r>
-      <w:proofErr w:type="spellStart"/>
-      <w:r>
-        <w:rPr>
-          <w:rFonts w:asciiTheme="minorHAnsi" w:eastAsiaTheme="minorHAnsi" w:hAnsiTheme="minorHAnsi" w:cs="Consolas" w:hint="eastAsia"/>
-          <w:sz w:val="24"/>
-          <w:szCs w:val="24"/>
-        </w:rPr>
-        <w:t>박수치도록</w:t>
-      </w:r>
-      <w:proofErr w:type="spellEnd"/>
-      <w:r>
-        <w:rPr>
-          <w:rFonts w:asciiTheme="minorHAnsi" w:eastAsiaTheme="minorHAnsi" w:hAnsiTheme="minorHAnsi" w:cs="Consolas" w:hint="eastAsia"/>
-          <w:sz w:val="24"/>
-          <w:szCs w:val="24"/>
-        </w:rPr>
-        <w:t xml:space="preserve"> 한다.</w:t>
+        <w:t>게임을 조금 어렵게 만들기 위해서 두 자연수 N, M을 정해서, N부터 M까지 순서대로 말하거나 박수치도록 한다.</w:t>
       </w:r>
       <w:r>
         <w:rPr>
@@ -347,93 +327,39 @@
           <w:sz w:val="24"/>
           <w:szCs w:val="24"/>
         </w:rPr>
-        <w:t xml:space="preserve">오른쪽부터 거꾸로 읽어도 원래의 것과 같이 읽히는 문자열을 </w:t>
-      </w:r>
-      <w:proofErr w:type="spellStart"/>
+        <w:t>오른쪽부터 거꾸로 읽어도 원래의 것과 같이 읽히는 문자열을 회문이라 부른다. 예를 들어, "a", "noon", "level"은 회문이다. 영문 알파벳 네 개 {a, b, c</w:t>
+      </w:r>
+      <w:r>
+        <w:rPr>
+          <w:rFonts w:asciiTheme="minorHAnsi" w:eastAsiaTheme="minorHAnsi" w:hAnsiTheme="minorHAnsi" w:cs="맑은 고딕"/>
+          <w:sz w:val="24"/>
+          <w:szCs w:val="24"/>
+        </w:rPr>
+        <w:t>, d</w:t>
+      </w:r>
       <w:r>
         <w:rPr>
           <w:rFonts w:asciiTheme="minorHAnsi" w:eastAsiaTheme="minorHAnsi" w:hAnsiTheme="minorHAnsi" w:cs="맑은 고딕" w:hint="eastAsia"/>
           <w:sz w:val="24"/>
           <w:szCs w:val="24"/>
         </w:rPr>
-        <w:t>회문이라</w:t>
-      </w:r>
-      <w:proofErr w:type="spellEnd"/>
+        <w:t xml:space="preserve">}로 만들 수 있는 </w:t>
+      </w:r>
+      <w:r>
+        <w:rPr>
+          <w:rFonts w:asciiTheme="minorHAnsi" w:eastAsiaTheme="minorHAnsi" w:hAnsiTheme="minorHAnsi" w:cs="맑은 고딕"/>
+          <w:sz w:val="24"/>
+          <w:szCs w:val="24"/>
+        </w:rPr>
+        <w:t>11</w:t>
+      </w:r>
       <w:r>
         <w:rPr>
           <w:rFonts w:asciiTheme="minorHAnsi" w:eastAsiaTheme="minorHAnsi" w:hAnsiTheme="minorHAnsi" w:cs="맑은 고딕" w:hint="eastAsia"/>
           <w:sz w:val="24"/>
           <w:szCs w:val="24"/>
         </w:rPr>
-        <w:t xml:space="preserve"> 부른다. 예를 들어, "a", "noon", "level"은 </w:t>
-      </w:r>
-      <w:proofErr w:type="spellStart"/>
-      <w:r>
-        <w:rPr>
-          <w:rFonts w:asciiTheme="minorHAnsi" w:eastAsiaTheme="minorHAnsi" w:hAnsiTheme="minorHAnsi" w:cs="맑은 고딕" w:hint="eastAsia"/>
-          <w:sz w:val="24"/>
-          <w:szCs w:val="24"/>
-        </w:rPr>
-        <w:t>회문이다</w:t>
-      </w:r>
-      <w:proofErr w:type="spellEnd"/>
-      <w:r>
-        <w:rPr>
-          <w:rFonts w:asciiTheme="minorHAnsi" w:eastAsiaTheme="minorHAnsi" w:hAnsiTheme="minorHAnsi" w:cs="맑은 고딕" w:hint="eastAsia"/>
-          <w:sz w:val="24"/>
-          <w:szCs w:val="24"/>
-        </w:rPr>
-        <w:t>. 영문 알파벳 네 개 {a, b, c</w:t>
-      </w:r>
-      <w:r>
-        <w:rPr>
-          <w:rFonts w:asciiTheme="minorHAnsi" w:eastAsiaTheme="minorHAnsi" w:hAnsiTheme="minorHAnsi" w:cs="맑은 고딕"/>
-          <w:sz w:val="24"/>
-          <w:szCs w:val="24"/>
-        </w:rPr>
-        <w:t>, d</w:t>
-      </w:r>
-      <w:r>
-        <w:rPr>
-          <w:rFonts w:asciiTheme="minorHAnsi" w:eastAsiaTheme="minorHAnsi" w:hAnsiTheme="minorHAnsi" w:cs="맑은 고딕" w:hint="eastAsia"/>
-          <w:sz w:val="24"/>
-          <w:szCs w:val="24"/>
-        </w:rPr>
-        <w:t xml:space="preserve">}로 만들 수 있는 </w:t>
-      </w:r>
-      <w:r>
-        <w:rPr>
-          <w:rFonts w:asciiTheme="minorHAnsi" w:eastAsiaTheme="minorHAnsi" w:hAnsiTheme="minorHAnsi" w:cs="맑은 고딕"/>
-          <w:sz w:val="24"/>
-          <w:szCs w:val="24"/>
-        </w:rPr>
-        <w:t>11</w:t>
-      </w:r>
-      <w:r>
-        <w:rPr>
-          <w:rFonts w:asciiTheme="minorHAnsi" w:eastAsiaTheme="minorHAnsi" w:hAnsiTheme="minorHAnsi" w:cs="맑은 고딕" w:hint="eastAsia"/>
-          <w:sz w:val="24"/>
-          <w:szCs w:val="24"/>
-        </w:rPr>
-        <w:t xml:space="preserve">글자 길이의 </w:t>
-      </w:r>
-      <w:proofErr w:type="spellStart"/>
-      <w:r>
-        <w:rPr>
-          <w:rFonts w:asciiTheme="minorHAnsi" w:eastAsiaTheme="minorHAnsi" w:hAnsiTheme="minorHAnsi" w:cs="맑은 고딕" w:hint="eastAsia"/>
-          <w:sz w:val="24"/>
-          <w:szCs w:val="24"/>
-        </w:rPr>
-        <w:t>회문은</w:t>
-      </w:r>
-      <w:proofErr w:type="spellEnd"/>
-      <w:r>
-        <w:rPr>
-          <w:rFonts w:asciiTheme="minorHAnsi" w:eastAsiaTheme="minorHAnsi" w:hAnsiTheme="minorHAnsi" w:cs="맑은 고딕" w:hint="eastAsia"/>
-          <w:sz w:val="24"/>
-          <w:szCs w:val="24"/>
-        </w:rPr>
-        <w:t xml:space="preserve"> 총 몇 가지일까?</w:t>
+        <w:t>글자 길이의 회문은 총 몇 가지일까?</w:t>
       </w:r>
     </w:p>
     <w:tbl>
@@ -774,7 +700,6 @@
         </w:rPr>
         <w:t>𝑏</w:t>
       </w:r>
-      <w:proofErr w:type="spellStart"/>
       <w:r>
         <w:rPr>
           <w:rFonts w:asciiTheme="minorHAnsi" w:eastAsiaTheme="minorHAnsi" w:hAnsiTheme="minorHAnsi" w:cs="맑은 고딕" w:hint="eastAsia"/>
@@ -783,7 +708,6 @@
         </w:rPr>
         <w:t>를</w:t>
       </w:r>
-      <w:proofErr w:type="spellEnd"/>
       <w:r>
         <w:rPr>
           <w:rFonts w:asciiTheme="minorHAnsi" w:eastAsiaTheme="minorHAnsi" w:hAnsiTheme="minorHAnsi" w:cs="Consolas" w:hint="eastAsia"/>
@@ -792,7 +716,6 @@
         </w:rPr>
         <w:t xml:space="preserve"> </w:t>
       </w:r>
-      <w:proofErr w:type="spellStart"/>
       <w:r>
         <w:rPr>
           <w:rFonts w:asciiTheme="minorHAnsi" w:eastAsiaTheme="minorHAnsi" w:hAnsiTheme="minorHAnsi" w:cs="맑은 고딕" w:hint="eastAsia"/>
@@ -801,7 +724,6 @@
         </w:rPr>
         <w:t>입력받아</w:t>
       </w:r>
-      <w:proofErr w:type="spellEnd"/>
       <w:r>
         <w:rPr>
           <w:rFonts w:asciiTheme="minorHAnsi" w:eastAsiaTheme="minorHAnsi" w:hAnsiTheme="minorHAnsi" w:cs="Consolas" w:hint="eastAsia"/>
@@ -965,7 +887,6 @@
         </w:rPr>
         <w:t xml:space="preserve"> </w:t>
       </w:r>
-      <w:proofErr w:type="spellStart"/>
       <w:r>
         <w:rPr>
           <w:rFonts w:asciiTheme="minorHAnsi" w:eastAsiaTheme="minorHAnsi" w:hAnsiTheme="minorHAnsi" w:cs="맑은 고딕" w:hint="eastAsia"/>
@@ -974,7 +895,6 @@
         </w:rPr>
         <w:t>입력받은</w:t>
       </w:r>
-      <w:proofErr w:type="spellEnd"/>
       <w:r>
         <w:rPr>
           <w:rFonts w:asciiTheme="minorHAnsi" w:eastAsiaTheme="minorHAnsi" w:hAnsiTheme="minorHAnsi" w:cs="Consolas"/>
@@ -2415,52 +2335,16 @@
           <w:sz w:val="24"/>
           <w:szCs w:val="24"/>
         </w:rPr>
-        <w:t xml:space="preserve"> 명의 친구가 오랜만에 만났다. 이들은 서로의 안부를 묻고 인사를 하는데, 인사는 </w:t>
-      </w:r>
-      <w:proofErr w:type="spellStart"/>
+        <w:t xml:space="preserve"> 명의 친구가 오랜만에 만났다. 이들은 서로의 안부를 묻고 인사를 하는데, 인사는 일대일로만 할 수 있다. 즉, 한 사람은 한 번에 </w:t>
+      </w:r>
       <w:r>
         <w:rPr>
           <w:rFonts w:asciiTheme="minorHAnsi" w:eastAsiaTheme="minorHAnsi" w:hAnsiTheme="minorHAnsi"/>
           <w:sz w:val="24"/>
           <w:szCs w:val="24"/>
         </w:rPr>
-        <w:t>일대일로만</w:t>
-      </w:r>
-      <w:proofErr w:type="spellEnd"/>
-      <w:r>
-        <w:rPr>
-          <w:rFonts w:asciiTheme="minorHAnsi" w:eastAsiaTheme="minorHAnsi" w:hAnsiTheme="minorHAnsi"/>
-          <w:sz w:val="24"/>
-          <w:szCs w:val="24"/>
-        </w:rPr>
-        <w:t xml:space="preserve"> 할 수 있다. 즉, 한 사람은 한 번에 </w:t>
-      </w:r>
-      <w:r>
-        <w:rPr>
-          <w:rFonts w:asciiTheme="minorHAnsi" w:eastAsiaTheme="minorHAnsi" w:hAnsiTheme="minorHAnsi"/>
-          <w:sz w:val="24"/>
-          <w:szCs w:val="24"/>
-        </w:rPr>
         <w:lastRenderedPageBreak/>
-        <w:t xml:space="preserve">한 명의 </w:t>
-      </w:r>
-      <w:proofErr w:type="spellStart"/>
-      <w:r>
-        <w:rPr>
-          <w:rFonts w:asciiTheme="minorHAnsi" w:eastAsiaTheme="minorHAnsi" w:hAnsiTheme="minorHAnsi"/>
-          <w:sz w:val="24"/>
-          <w:szCs w:val="24"/>
-        </w:rPr>
-        <w:t>친구와만</w:t>
-      </w:r>
-      <w:proofErr w:type="spellEnd"/>
-      <w:r>
-        <w:rPr>
-          <w:rFonts w:asciiTheme="minorHAnsi" w:eastAsiaTheme="minorHAnsi" w:hAnsiTheme="minorHAnsi"/>
-          <w:sz w:val="24"/>
-          <w:szCs w:val="24"/>
-        </w:rPr>
-        <w:t xml:space="preserve"> 인사를 할 수 있다. 둘이 일대일로 서로 인사를 하는데 정확히 1분이 걸린다고 할 때, 모든 쌍이 일대일로 서로 인사를 하기 위해 필요한 최소 시간은 얼마일까?</w:t>
+        <w:t>한 명의 친구와만 인사를 할 수 있다. 둘이 일대일로 서로 인사를 하는데 정확히 1분이 걸린다고 할 때, 모든 쌍이 일대일로 서로 인사를 하기 위해 필요한 최소 시간은 얼마일까?</w:t>
       </w:r>
       <w:r>
         <w:rPr>
@@ -3098,18 +2982,8 @@
                 <w:sz w:val="24"/>
                 <w:szCs w:val="24"/>
               </w:rPr>
-              <w:t xml:space="preserve">① </w:t>
+              <w:t>① aaaabbbbc</w:t>
             </w:r>
-            <w:proofErr w:type="spellStart"/>
-            <w:r>
-              <w:rPr>
-                <w:rFonts w:asciiTheme="minorHAnsi" w:eastAsiaTheme="minorHAnsi" w:hAnsiTheme="minorHAnsi" w:cs="Consolas"/>
-                <w:sz w:val="24"/>
-                <w:szCs w:val="24"/>
-              </w:rPr>
-              <w:t>aaaabbbbc</w:t>
-            </w:r>
-            <w:proofErr w:type="spellEnd"/>
           </w:p>
         </w:tc>
         <w:tc>
@@ -3145,18 +3019,8 @@
                 <w:sz w:val="24"/>
                 <w:szCs w:val="24"/>
               </w:rPr>
-              <w:t xml:space="preserve">② </w:t>
+              <w:t>② aaaabbbcc</w:t>
             </w:r>
-            <w:proofErr w:type="spellStart"/>
-            <w:r>
-              <w:rPr>
-                <w:rFonts w:asciiTheme="minorHAnsi" w:eastAsiaTheme="minorHAnsi" w:hAnsiTheme="minorHAnsi" w:cs="Consolas"/>
-                <w:sz w:val="24"/>
-                <w:szCs w:val="24"/>
-              </w:rPr>
-              <w:t>aaaabbbcc</w:t>
-            </w:r>
-            <w:proofErr w:type="spellEnd"/>
           </w:p>
         </w:tc>
         <w:tc>
@@ -3192,18 +3056,8 @@
                 <w:sz w:val="24"/>
                 <w:szCs w:val="24"/>
               </w:rPr>
-              <w:t xml:space="preserve">③ </w:t>
+              <w:t>③ aaaabbccc</w:t>
             </w:r>
-            <w:proofErr w:type="spellStart"/>
-            <w:r>
-              <w:rPr>
-                <w:rFonts w:asciiTheme="minorHAnsi" w:eastAsiaTheme="minorHAnsi" w:hAnsiTheme="minorHAnsi" w:cs="Consolas"/>
-                <w:sz w:val="24"/>
-                <w:szCs w:val="24"/>
-              </w:rPr>
-              <w:t>aaaabbccc</w:t>
-            </w:r>
-            <w:proofErr w:type="spellEnd"/>
           </w:p>
         </w:tc>
         <w:tc>
@@ -3241,19 +3095,8 @@
                 <w:sz w:val="24"/>
                 <w:szCs w:val="24"/>
               </w:rPr>
-              <w:t xml:space="preserve">④ </w:t>
+              <w:t>④ aaaabcccc</w:t>
             </w:r>
-            <w:proofErr w:type="spellStart"/>
-            <w:r>
-              <w:rPr>
-                <w:rFonts w:asciiTheme="minorHAnsi" w:eastAsiaTheme="minorHAnsi" w:hAnsiTheme="minorHAnsi" w:cs="Consolas"/>
-                <w:bCs/>
-                <w:sz w:val="24"/>
-                <w:szCs w:val="24"/>
-              </w:rPr>
-              <w:t>aaaabcccc</w:t>
-            </w:r>
-            <w:proofErr w:type="spellEnd"/>
           </w:p>
         </w:tc>
         <w:tc>
@@ -3289,18 +3132,8 @@
                 <w:sz w:val="24"/>
                 <w:szCs w:val="24"/>
               </w:rPr>
-              <w:t xml:space="preserve">⑤ </w:t>
+              <w:t>⑤ aaaaccccc</w:t>
             </w:r>
-            <w:proofErr w:type="spellStart"/>
-            <w:r>
-              <w:rPr>
-                <w:rFonts w:asciiTheme="minorHAnsi" w:eastAsiaTheme="minorHAnsi" w:hAnsiTheme="minorHAnsi" w:cs="Consolas"/>
-                <w:sz w:val="24"/>
-                <w:szCs w:val="24"/>
-              </w:rPr>
-              <w:t>aaaaccccc</w:t>
-            </w:r>
-            <w:proofErr w:type="spellEnd"/>
           </w:p>
         </w:tc>
       </w:tr>
@@ -3380,25 +3213,7 @@
           <w:sz w:val="24"/>
           <w:szCs w:val="24"/>
         </w:rPr>
-        <w:t>즉, A를 1, B를 2</w:t>
-      </w:r>
-      <w:proofErr w:type="gramStart"/>
-      <w:r>
-        <w:rPr>
-          <w:rFonts w:asciiTheme="minorHAnsi" w:eastAsiaTheme="minorHAnsi" w:hAnsiTheme="minorHAnsi"/>
-          <w:sz w:val="24"/>
-          <w:szCs w:val="24"/>
-        </w:rPr>
-        <w:t>, ...</w:t>
-      </w:r>
-      <w:proofErr w:type="gramEnd"/>
-      <w:r>
-        <w:rPr>
-          <w:rFonts w:asciiTheme="minorHAnsi" w:eastAsiaTheme="minorHAnsi" w:hAnsiTheme="minorHAnsi"/>
-          <w:sz w:val="24"/>
-          <w:szCs w:val="24"/>
-        </w:rPr>
-        <w:t>, Z를 26에 대응시키자.</w:t>
+        <w:t>즉, A를 1, B를 2, ..., Z를 26에 대응시키자.</w:t>
       </w:r>
     </w:p>
     <w:p>
@@ -3760,7 +3575,41 @@
           <w:sz w:val="24"/>
           <w:szCs w:val="24"/>
         </w:rPr>
-        <w:t xml:space="preserve">모든 가능한 발표 순서를 알파벳 순서로 나열해보면 ABCDEF부터 FEDCBA까지 720가지가 있는데, 그 중 </w:t>
+        <w:t>모든 가능한 발표 순서를 알파벳 순서로 나열해보면 ABCDE부터</w:t>
+      </w:r>
+      <w:r>
+        <w:rPr>
+          <w:rFonts w:asciiTheme="minorHAnsi" w:eastAsiaTheme="minorHAnsi" w:hAnsiTheme="minorHAnsi" w:cs="Consolas" w:hint="eastAsia"/>
+          <w:sz w:val="24"/>
+          <w:szCs w:val="24"/>
+        </w:rPr>
+        <w:t xml:space="preserve"> </w:t>
+      </w:r>
+      <w:r>
+        <w:rPr>
+          <w:rFonts w:asciiTheme="minorHAnsi" w:eastAsiaTheme="minorHAnsi" w:hAnsiTheme="minorHAnsi" w:cs="Consolas" w:hint="eastAsia"/>
+          <w:sz w:val="24"/>
+          <w:szCs w:val="24"/>
+        </w:rPr>
+        <w:t>EDCBA까지</w:t>
+      </w:r>
+      <w:r>
+        <w:rPr>
+          <w:rFonts w:asciiTheme="minorHAnsi" w:eastAsiaTheme="minorHAnsi" w:hAnsiTheme="minorHAnsi" w:cs="Consolas" w:hint="eastAsia"/>
+          <w:sz w:val="24"/>
+          <w:szCs w:val="24"/>
+        </w:rPr>
+        <w:t xml:space="preserve"> 1</w:t>
+      </w:r>
+      <w:bookmarkStart w:id="0" w:name="_GoBack"/>
+      <w:bookmarkEnd w:id="0"/>
+      <w:r>
+        <w:rPr>
+          <w:rFonts w:asciiTheme="minorHAnsi" w:eastAsiaTheme="minorHAnsi" w:hAnsiTheme="minorHAnsi" w:cs="Consolas" w:hint="eastAsia"/>
+          <w:sz w:val="24"/>
+          <w:szCs w:val="24"/>
+        </w:rPr>
+        <w:t xml:space="preserve">20가지가 있는데, 그 중 </w:t>
       </w:r>
       <w:r>
         <w:rPr>
@@ -5742,14 +5591,12 @@
     <w:pPr>
       <w:pStyle w:val="a3"/>
     </w:pPr>
-    <w:proofErr w:type="spellStart"/>
     <w:r>
       <w:rPr>
         <w:rFonts w:hint="eastAsia"/>
       </w:rPr>
       <w:t>대회준비도</w:t>
     </w:r>
-    <w:proofErr w:type="spellEnd"/>
     <w:r>
       <w:t xml:space="preserve"> </w:t>
     </w:r>
@@ -5759,16 +5606,12 @@
     <w:r>
       <w:t xml:space="preserve"> </w:t>
     </w:r>
-    <w:proofErr w:type="spellStart"/>
-    <w:proofErr w:type="gramStart"/>
     <w:r>
       <w:t>두잉창의코딩</w:t>
     </w:r>
-    <w:proofErr w:type="spellEnd"/>
     <w:r>
       <w:t xml:space="preserve"> !</w:t>
     </w:r>
-    <w:proofErr w:type="gramEnd"/>
   </w:p>
 </w:hdr>
 </file>
